--- a/毕业设计材料/文献综述-基于树莓派的Agent智能镜子助手.docx
+++ b/毕业设计材料/文献综述-基于树莓派的Agent智能镜子助手.docx
@@ -284,6 +284,66 @@
           <w:color w:val="000000"/>
           <w:sz w:val="28"/>
         </w:rPr>
+        <w:t>3.5 大语言模型智能体与工具调用</w:t>
+      </w:r>
+    </w:p>
+    <w:p>
+      <w:pPr>
+        <w:spacing w:line="360" w:lineRule="auto" w:before="0" w:after="120"/>
+        <w:ind w:firstLineChars="200" w:firstLine="480"/>
+      </w:pPr>
+      <w:r>
+        <w:rPr>
+          <w:rFonts w:ascii="Times New Roman" w:hAnsi="Times New Roman" w:eastAsia="宋体"/>
+          <w:b w:val="0"/>
+          <w:color w:val="000000"/>
+          <w:sz w:val="24"/>
+        </w:rPr>
+        <w:t>单纯对话之外，研究者进一步提出了大语言模型智能体（LLM Agent）的概念：以模型为“大脑”，通过工具调用感知环境、执行动作。ReAct[13] 将推理轨迹与行动交织，让模型边思考边调用外部工具，显著提升复杂任务的完成率；Toolformer[14] 证明模型可以在自监督条件下学会在合适位置插入 API 调用。综述研究[15]将智能体的基本结构归纳为“规划—记忆—工具使用”三个模块，成为当前端侧与云端 Agent 应用的通用设计范式。在工程实现上，函数调用（Function Calling）通过让模型输出结构化的调用参数而非自然语言，保证了工具执行的确定性；配合单次请求工具调用轮数上限与解析失败回退策略，可以约束小模型误调用带来的风险。在部署侧，模型量化技术与 llama.cpp 等推理框架的成熟，使 0.5B—2B 级模型可以在树莓派等资源受限设备上本地常驻运行，为离线场景下的工具调用与简单对话提供了可行路径。</w:t>
+      </w:r>
+    </w:p>
+    <w:p>
+      <w:pPr>
+        <w:spacing w:line="360" w:lineRule="auto" w:before="240" w:after="160"/>
+        <w:jc w:val="left"/>
+      </w:pPr>
+      <w:r>
+        <w:rPr>
+          <w:rFonts w:ascii="Times New Roman" w:hAnsi="Times New Roman" w:eastAsia="黑体"/>
+          <w:b/>
+          <w:color w:val="000000"/>
+          <w:sz w:val="28"/>
+        </w:rPr>
+        <w:t>3.6 会议内容理解与任务抽取</w:t>
+      </w:r>
+    </w:p>
+    <w:p>
+      <w:pPr>
+        <w:spacing w:line="360" w:lineRule="auto" w:before="0" w:after="120"/>
+        <w:ind w:firstLineChars="200" w:firstLine="480"/>
+      </w:pPr>
+      <w:r>
+        <w:rPr>
+          <w:rFonts w:ascii="Times New Roman" w:hAnsi="Times New Roman" w:eastAsia="宋体"/>
+          <w:b w:val="0"/>
+          <w:color w:val="000000"/>
+          <w:sz w:val="24"/>
+        </w:rPr>
+        <w:t>从会议或谈话录音中自动提取待办事项，学术上属于会议内容理解的研究范畴。AMI 会议语料库[16]提供了多通道录音、转写与标注数据，是该方向的经典评测基础；QMSum[17] 进一步提出基于查询的多域会议摘要任务，推动了对长转写文本要点抽取的研究。相关工作表明，将长转写按语义分段后交由大语言模型进行结构化抽取（待办、日程、提醒、纪要等类别），比传统规则方法具有明显更高的准确率与泛化能力。工程实践中，录音采集与转写通常由成熟的商业平台完成（如飞书妙记等会议转写服务，提供开放 API 供增量拉取转写结果），研究重点集中在转写文本的下游处理——即如何可靠地将非结构化谈话内容映射为可执行的任务条目，并交由用户确认后落地，以控制自动抽取的误判风险。</w:t>
+      </w:r>
+    </w:p>
+    <w:p>
+      <w:pPr>
+        <w:spacing w:line="360" w:lineRule="auto" w:before="240" w:after="160"/>
+        <w:jc w:val="left"/>
+      </w:pPr>
+      <w:r>
+        <w:rPr>
+          <w:rFonts w:ascii="Times New Roman" w:hAnsi="Times New Roman" w:eastAsia="黑体"/>
+          <w:b/>
+          <w:color w:val="000000"/>
+          <w:sz w:val="28"/>
+        </w:rPr>
         <w:t>四、嵌入式平台与系统集成研究现状</w:t>
       </w:r>
     </w:p>
@@ -344,7 +404,7 @@
           <w:color w:val="000000"/>
           <w:sz w:val="24"/>
         </w:rPr>
-        <w:t>综上所述，智能镜面系统的展示框架、语音交互各环节的关键技术与嵌入式平台均已较为成熟，为构建Agent 智能镜子助手提供了坚实的技术基础。但现有研究仍存在以下不足：一是多数智能镜面仅实现简单语音指令，缺少基于大语言模型的多轮自然对话；二是语音交互链路的端到端延迟优化研究不足，影响实际体验；三是身份识别与对话系统往往相互独立，个性化服务难以落地。本课题拟在已有大学生创新创业训练项目的基础上，融合 Silero VAD、Qwen3-ASR 语音识别、Qwen3.6 大语言模型、流式 TTS、dlib 人脸识别与 MagicMirror² 展示框架，并构建端侧轻量智能体、集成基于飞书妙记的个人任务管理，在树莓派平台上实现一个交互自然、响应及时、支持多语种与个性化的Agent 智能镜子助手，并对其中的端云协同与延迟优化问题进行重点研究，具有较高的研究价值与应用前景。</w:t>
+        <w:t>综上所述，智能镜面系统的展示框架、语音交互各环节的关键技术、大语言模型智能体与工具调用方法、会议内容理解技术以及嵌入式平台均已较为成熟，为构建 Agent 智能镜子助手提供了坚实的技术基础。但现有研究仍存在以下不足：一是多数智能镜面仅实现简单语音指令，缺少基于大语言模型的多轮自然对话与工具调用能力；二是语音交互链路的端到端延迟优化研究不足，影响实际体验；三是身份识别与对话系统往往相互独立，个性化服务难以落地；四是从谈话录音到可执行任务的自动化处理链路，在面向个人场景的智能终端上仍缺少完整实践。本课题拟在已有大学生创新创业训练项目的基础上，融合 Silero VAD、Qwen3-ASR 语音识别、Qwen3.6 大语言模型、流式 TTS、dlib 人脸识别与 MagicMirror² 展示框架，并构建端侧轻量智能体、集成基于飞书妙记的个人任务管理，在树莓派平台上实现一个交互自然、响应及时、支持多语种与个性化的 Agent 智能镜子助手，并对其中的端云协同与延迟优化问题进行重点研究，具有较高的研究价值与应用前景。</w:t>
       </w:r>
     </w:p>
     <w:p>
@@ -528,6 +588,76 @@
           <w:sz w:val="21"/>
         </w:rPr>
         <w:t>[12] 宗成庆. 统计自然语言处理（第2版）[M]. 北京: 清华大学出版社, 2013.</w:t>
+      </w:r>
+    </w:p>
+    <w:p>
+      <w:pPr>
+        <w:spacing w:line="360" w:lineRule="auto" w:before="0" w:after="60"/>
+      </w:pPr>
+      <w:r>
+        <w:rPr>
+          <w:rFonts w:ascii="Times New Roman" w:hAnsi="Times New Roman" w:eastAsia="宋体"/>
+          <w:b w:val="0"/>
+          <w:color w:val="000000"/>
+          <w:sz w:val="21"/>
+        </w:rPr>
+        <w:t>[13] Yao S, Zhao J, Yu D, et al. ReAct: Synergizing reasoning and acting in language models[C]//Proceedings of the 11th International Conference on Learning Representations (ICLR). 2023.</w:t>
+      </w:r>
+    </w:p>
+    <w:p>
+      <w:pPr>
+        <w:spacing w:line="360" w:lineRule="auto" w:before="0" w:after="60"/>
+      </w:pPr>
+      <w:r>
+        <w:rPr>
+          <w:rFonts w:ascii="Times New Roman" w:hAnsi="Times New Roman" w:eastAsia="宋体"/>
+          <w:b w:val="0"/>
+          <w:color w:val="000000"/>
+          <w:sz w:val="21"/>
+        </w:rPr>
+        <w:t>[14] Schick T, Dwivedi-Yu J, Dessì R, et al. Toolformer: Language models can teach themselves to use tools[C]//Advances in Neural Information Processing Systems (NeurIPS). 2023.</w:t>
+      </w:r>
+    </w:p>
+    <w:p>
+      <w:pPr>
+        <w:spacing w:line="360" w:lineRule="auto" w:before="0" w:after="60"/>
+      </w:pPr>
+      <w:r>
+        <w:rPr>
+          <w:rFonts w:ascii="Times New Roman" w:hAnsi="Times New Roman" w:eastAsia="宋体"/>
+          <w:b w:val="0"/>
+          <w:color w:val="000000"/>
+          <w:sz w:val="21"/>
+        </w:rPr>
+        <w:t>[15] Xi Z, Chen W, Guo X, et al. The rise and potential of large language model based agents: A survey[EB/OL]. arXiv preprint arXiv:2309.07864, 2023.</w:t>
+      </w:r>
+    </w:p>
+    <w:p>
+      <w:pPr>
+        <w:spacing w:line="360" w:lineRule="auto" w:before="0" w:after="60"/>
+      </w:pPr>
+      <w:r>
+        <w:rPr>
+          <w:rFonts w:ascii="Times New Roman" w:hAnsi="Times New Roman" w:eastAsia="宋体"/>
+          <w:b w:val="0"/>
+          <w:color w:val="000000"/>
+          <w:sz w:val="21"/>
+        </w:rPr>
+        <w:t>[16] Carletta J, Ashby S, Bourban S, et al. The AMI meeting corpus: A pre-announcement[C]//International Workshop on Machine Learning for Multimodal Interaction (MLMI). 2005: 28-39.</w:t>
+      </w:r>
+    </w:p>
+    <w:p>
+      <w:pPr>
+        <w:spacing w:line="360" w:lineRule="auto" w:before="0" w:after="60"/>
+      </w:pPr>
+      <w:r>
+        <w:rPr>
+          <w:rFonts w:ascii="Times New Roman" w:hAnsi="Times New Roman" w:eastAsia="宋体"/>
+          <w:b w:val="0"/>
+          <w:color w:val="000000"/>
+          <w:sz w:val="21"/>
+        </w:rPr>
+        <w:t>[17] Zhong M, Yin D, Yu T, et al. QMSum: A query-based multi-domain meeting summarization dataset[C]//Proceedings of the 2021 Conference of the North American Chapter of the Association for Computational Linguistics (NAACL). 2021: 5590-5600.</w:t>
       </w:r>
     </w:p>
     <w:sectPr>
